--- a/DROPZYY TESTER.docx
+++ b/DROPZYY TESTER.docx
@@ -169,6 +169,13 @@
       </w:r>
     </w:p>
     <w:p>
+      <w:pPr>
+        <w:rPr>
+          <w:rFonts w:ascii="Times New Roman" w:eastAsia="Times New Roman" w:hAnsi="Times New Roman" w:cs="Times New Roman"/>
+          <w:sz w:val="24"/>
+          <w:szCs w:val="24"/>
+        </w:rPr>
+      </w:pPr>
       <w:r>
         <w:rPr>
           <w:rFonts w:ascii="Times New Roman" w:eastAsia="Times New Roman" w:hAnsi="Times New Roman" w:cs="Times New Roman"/>
@@ -176,6 +183,602 @@
           <w:szCs w:val="24"/>
         </w:rPr>
         <w:t>Built by students for student</w:t>
+      </w:r>
+    </w:p>
+    <w:p>
+      <w:pPr>
+        <w:rPr>
+          <w:rFonts w:ascii="Times New Roman" w:eastAsia="Times New Roman" w:hAnsi="Times New Roman" w:cs="Times New Roman"/>
+          <w:sz w:val="24"/>
+          <w:szCs w:val="24"/>
+        </w:rPr>
+      </w:pPr>
+    </w:p>
+    <w:p>
+      <w:pPr>
+        <w:rPr>
+          <w:rFonts w:ascii="Times New Roman" w:eastAsia="Times New Roman" w:hAnsi="Times New Roman" w:cs="Times New Roman"/>
+          <w:sz w:val="24"/>
+          <w:szCs w:val="24"/>
+        </w:rPr>
+      </w:pPr>
+      <w:r>
+        <w:rPr>
+          <w:rFonts w:ascii="Times New Roman" w:eastAsia="Times New Roman" w:hAnsi="Times New Roman" w:cs="Times New Roman"/>
+          <w:sz w:val="24"/>
+          <w:szCs w:val="24"/>
+        </w:rPr>
+        <w:t xml:space="preserve">I noticed that once it’s a vendor deliver, it either I do that the vendor would drop their hostel information so delivery rider picks from the vendor hostel to their own hostel, if its </w:t>
+      </w:r>
+      <w:proofErr w:type="spellStart"/>
+      <w:r>
+        <w:rPr>
+          <w:rFonts w:ascii="Times New Roman" w:eastAsia="Times New Roman" w:hAnsi="Times New Roman" w:cs="Times New Roman"/>
+          <w:sz w:val="24"/>
+          <w:szCs w:val="24"/>
+        </w:rPr>
+        <w:t>self delivery</w:t>
+      </w:r>
+      <w:proofErr w:type="spellEnd"/>
+      <w:r>
+        <w:rPr>
+          <w:rFonts w:ascii="Times New Roman" w:eastAsia="Times New Roman" w:hAnsi="Times New Roman" w:cs="Times New Roman"/>
+          <w:sz w:val="24"/>
+          <w:szCs w:val="24"/>
+        </w:rPr>
+        <w:t xml:space="preserve">, vendor has their own charges, so when purchasing for other vendors, they choose of they </w:t>
+      </w:r>
+      <w:proofErr w:type="gramStart"/>
+      <w:r>
+        <w:rPr>
+          <w:rFonts w:ascii="Times New Roman" w:eastAsia="Times New Roman" w:hAnsi="Times New Roman" w:cs="Times New Roman"/>
+          <w:sz w:val="24"/>
+          <w:szCs w:val="24"/>
+        </w:rPr>
+        <w:t>want  to</w:t>
+      </w:r>
+      <w:proofErr w:type="gramEnd"/>
+      <w:r>
+        <w:rPr>
+          <w:rFonts w:ascii="Times New Roman" w:eastAsia="Times New Roman" w:hAnsi="Times New Roman" w:cs="Times New Roman"/>
+          <w:sz w:val="24"/>
+          <w:szCs w:val="24"/>
+        </w:rPr>
+        <w:t xml:space="preserve"> use vendor </w:t>
+      </w:r>
+    </w:p>
+    <w:p>
+      <w:pPr>
+        <w:rPr>
+          <w:rFonts w:ascii="Times New Roman" w:eastAsia="Times New Roman" w:hAnsi="Times New Roman" w:cs="Times New Roman"/>
+          <w:sz w:val="24"/>
+          <w:szCs w:val="24"/>
+        </w:rPr>
+      </w:pPr>
+    </w:p>
+    <w:p>
+      <w:pPr>
+        <w:rPr>
+          <w:rFonts w:ascii="Times New Roman" w:eastAsia="Times New Roman" w:hAnsi="Times New Roman" w:cs="Times New Roman"/>
+          <w:sz w:val="24"/>
+          <w:szCs w:val="24"/>
+        </w:rPr>
+      </w:pPr>
+    </w:p>
+    <w:p>
+      <w:pPr>
+        <w:rPr>
+          <w:rFonts w:ascii="Times New Roman" w:eastAsia="Times New Roman" w:hAnsi="Times New Roman" w:cs="Times New Roman"/>
+          <w:sz w:val="24"/>
+          <w:szCs w:val="24"/>
+        </w:rPr>
+      </w:pPr>
+      <w:r>
+        <w:rPr>
+          <w:rFonts w:ascii="Times New Roman" w:eastAsia="Times New Roman" w:hAnsi="Times New Roman" w:cs="Times New Roman"/>
+          <w:sz w:val="24"/>
+          <w:szCs w:val="24"/>
+        </w:rPr>
+        <w:t xml:space="preserve">Also noticed that the add product on vendors page </w:t>
+      </w:r>
+      <w:proofErr w:type="gramStart"/>
+      <w:r>
+        <w:rPr>
+          <w:rFonts w:ascii="Times New Roman" w:eastAsia="Times New Roman" w:hAnsi="Times New Roman" w:cs="Times New Roman"/>
+          <w:sz w:val="24"/>
+          <w:szCs w:val="24"/>
+        </w:rPr>
+        <w:t>doesn’t  work</w:t>
+      </w:r>
+      <w:proofErr w:type="gramEnd"/>
+      <w:r>
+        <w:rPr>
+          <w:rFonts w:ascii="Times New Roman" w:eastAsia="Times New Roman" w:hAnsi="Times New Roman" w:cs="Times New Roman"/>
+          <w:sz w:val="24"/>
+          <w:szCs w:val="24"/>
+        </w:rPr>
+        <w:t xml:space="preserve"> it just refresh the page</w:t>
+      </w:r>
+    </w:p>
+    <w:p>
+      <w:pPr>
+        <w:rPr>
+          <w:rFonts w:ascii="Times New Roman" w:eastAsia="Times New Roman" w:hAnsi="Times New Roman" w:cs="Times New Roman"/>
+          <w:sz w:val="24"/>
+          <w:szCs w:val="24"/>
+        </w:rPr>
+      </w:pPr>
+    </w:p>
+    <w:p>
+      <w:pPr>
+        <w:rPr>
+          <w:rFonts w:ascii="Times New Roman" w:eastAsia="Times New Roman" w:hAnsi="Times New Roman" w:cs="Times New Roman"/>
+          <w:sz w:val="24"/>
+          <w:szCs w:val="24"/>
+        </w:rPr>
+      </w:pPr>
+      <w:r>
+        <w:rPr>
+          <w:rFonts w:ascii="Times New Roman" w:eastAsia="Times New Roman" w:hAnsi="Times New Roman" w:cs="Times New Roman"/>
+          <w:sz w:val="24"/>
+          <w:szCs w:val="24"/>
+        </w:rPr>
+        <w:t xml:space="preserve">Also, </w:t>
+      </w:r>
+      <w:proofErr w:type="gramStart"/>
+      <w:r>
+        <w:rPr>
+          <w:rFonts w:ascii="Times New Roman" w:eastAsia="Times New Roman" w:hAnsi="Times New Roman" w:cs="Times New Roman"/>
+          <w:sz w:val="24"/>
+          <w:szCs w:val="24"/>
+        </w:rPr>
+        <w:t>riders</w:t>
+      </w:r>
+      <w:proofErr w:type="gramEnd"/>
+      <w:r>
+        <w:rPr>
+          <w:rFonts w:ascii="Times New Roman" w:eastAsia="Times New Roman" w:hAnsi="Times New Roman" w:cs="Times New Roman"/>
+          <w:sz w:val="24"/>
+          <w:szCs w:val="24"/>
+        </w:rPr>
+        <w:t xml:space="preserve"> application should reflect all the details the rider </w:t>
+      </w:r>
+      <w:proofErr w:type="spellStart"/>
+      <w:r>
+        <w:rPr>
+          <w:rFonts w:ascii="Times New Roman" w:eastAsia="Times New Roman" w:hAnsi="Times New Roman" w:cs="Times New Roman"/>
+          <w:sz w:val="24"/>
+          <w:szCs w:val="24"/>
+        </w:rPr>
+        <w:t>inputed</w:t>
+      </w:r>
+      <w:proofErr w:type="spellEnd"/>
+      <w:r>
+        <w:rPr>
+          <w:rFonts w:ascii="Times New Roman" w:eastAsia="Times New Roman" w:hAnsi="Times New Roman" w:cs="Times New Roman"/>
+          <w:sz w:val="24"/>
+          <w:szCs w:val="24"/>
+        </w:rPr>
+        <w:t xml:space="preserve"> when applying</w:t>
+      </w:r>
+    </w:p>
+    <w:p>
+      <w:pPr>
+        <w:rPr>
+          <w:rFonts w:ascii="Times New Roman" w:eastAsia="Times New Roman" w:hAnsi="Times New Roman" w:cs="Times New Roman"/>
+          <w:sz w:val="24"/>
+          <w:szCs w:val="24"/>
+        </w:rPr>
+      </w:pPr>
+    </w:p>
+    <w:p>
+      <w:pPr>
+        <w:rPr>
+          <w:rFonts w:ascii="Times New Roman" w:eastAsia="Times New Roman" w:hAnsi="Times New Roman" w:cs="Times New Roman"/>
+          <w:sz w:val="24"/>
+          <w:szCs w:val="24"/>
+        </w:rPr>
+      </w:pPr>
+      <w:r>
+        <w:rPr>
+          <w:rFonts w:ascii="Times New Roman" w:eastAsia="Times New Roman" w:hAnsi="Times New Roman" w:cs="Times New Roman"/>
+          <w:sz w:val="24"/>
+          <w:szCs w:val="24"/>
+        </w:rPr>
+        <w:t xml:space="preserve">Separate </w:t>
+      </w:r>
+      <w:proofErr w:type="spellStart"/>
+      <w:r>
+        <w:rPr>
+          <w:rFonts w:ascii="Times New Roman" w:eastAsia="Times New Roman" w:hAnsi="Times New Roman" w:cs="Times New Roman"/>
+          <w:sz w:val="24"/>
+          <w:szCs w:val="24"/>
+        </w:rPr>
+        <w:t>resturants</w:t>
+      </w:r>
+      <w:proofErr w:type="spellEnd"/>
+      <w:r>
+        <w:rPr>
+          <w:rFonts w:ascii="Times New Roman" w:eastAsia="Times New Roman" w:hAnsi="Times New Roman" w:cs="Times New Roman"/>
+          <w:sz w:val="24"/>
+          <w:szCs w:val="24"/>
+        </w:rPr>
+        <w:t xml:space="preserve"> from vendor, restaurant doesn’t receive order directly, vendors receive orders </w:t>
+      </w:r>
+      <w:proofErr w:type="spellStart"/>
+      <w:r>
+        <w:rPr>
+          <w:rFonts w:ascii="Times New Roman" w:eastAsia="Times New Roman" w:hAnsi="Times New Roman" w:cs="Times New Roman"/>
+          <w:sz w:val="24"/>
+          <w:szCs w:val="24"/>
+        </w:rPr>
+        <w:t>directlky</w:t>
+      </w:r>
+      <w:proofErr w:type="spellEnd"/>
+      <w:r>
+        <w:rPr>
+          <w:rFonts w:ascii="Times New Roman" w:eastAsia="Times New Roman" w:hAnsi="Times New Roman" w:cs="Times New Roman"/>
+          <w:sz w:val="24"/>
+          <w:szCs w:val="24"/>
+        </w:rPr>
+        <w:t xml:space="preserve"> and settle </w:t>
+      </w:r>
+      <w:proofErr w:type="spellStart"/>
+      <w:r>
+        <w:rPr>
+          <w:rFonts w:ascii="Times New Roman" w:eastAsia="Times New Roman" w:hAnsi="Times New Roman" w:cs="Times New Roman"/>
+          <w:sz w:val="24"/>
+          <w:szCs w:val="24"/>
+        </w:rPr>
+        <w:t>hw</w:t>
+      </w:r>
+      <w:proofErr w:type="spellEnd"/>
+      <w:r>
+        <w:rPr>
+          <w:rFonts w:ascii="Times New Roman" w:eastAsia="Times New Roman" w:hAnsi="Times New Roman" w:cs="Times New Roman"/>
+          <w:sz w:val="24"/>
+          <w:szCs w:val="24"/>
+        </w:rPr>
+        <w:t xml:space="preserve"> they want it to be delivered, </w:t>
+      </w:r>
+      <w:proofErr w:type="spellStart"/>
+      <w:r>
+        <w:rPr>
+          <w:rFonts w:ascii="Times New Roman" w:eastAsia="Times New Roman" w:hAnsi="Times New Roman" w:cs="Times New Roman"/>
+          <w:sz w:val="24"/>
+          <w:szCs w:val="24"/>
+        </w:rPr>
+        <w:t>self delivery</w:t>
+      </w:r>
+      <w:proofErr w:type="spellEnd"/>
+      <w:r>
+        <w:rPr>
+          <w:rFonts w:ascii="Times New Roman" w:eastAsia="Times New Roman" w:hAnsi="Times New Roman" w:cs="Times New Roman"/>
+          <w:sz w:val="24"/>
+          <w:szCs w:val="24"/>
+        </w:rPr>
+        <w:t xml:space="preserve"> free should beaded to the price of the product, but using the company rider would be 1500</w:t>
+      </w:r>
+    </w:p>
+    <w:p>
+      <w:pPr>
+        <w:rPr>
+          <w:rFonts w:ascii="Times New Roman" w:eastAsia="Times New Roman" w:hAnsi="Times New Roman" w:cs="Times New Roman"/>
+          <w:sz w:val="24"/>
+          <w:szCs w:val="24"/>
+        </w:rPr>
+      </w:pPr>
+      <w:r>
+        <w:rPr>
+          <w:rFonts w:ascii="Times New Roman" w:eastAsia="Times New Roman" w:hAnsi="Times New Roman" w:cs="Times New Roman"/>
+          <w:sz w:val="24"/>
+          <w:szCs w:val="24"/>
+        </w:rPr>
+        <w:t xml:space="preserve"> For vendors, whenever order is placed, it should be reflected on the vendor dash board </w:t>
+      </w:r>
+    </w:p>
+    <w:p>
+      <w:pPr>
+        <w:rPr>
+          <w:rFonts w:ascii="Times New Roman" w:eastAsia="Times New Roman" w:hAnsi="Times New Roman" w:cs="Times New Roman"/>
+          <w:sz w:val="24"/>
+          <w:szCs w:val="24"/>
+        </w:rPr>
+      </w:pPr>
+      <w:r>
+        <w:rPr>
+          <w:rFonts w:ascii="Times New Roman" w:eastAsia="Times New Roman" w:hAnsi="Times New Roman" w:cs="Times New Roman"/>
+          <w:sz w:val="24"/>
+          <w:szCs w:val="24"/>
+        </w:rPr>
+        <w:t xml:space="preserve">But for </w:t>
+      </w:r>
+      <w:proofErr w:type="spellStart"/>
+      <w:r>
+        <w:rPr>
+          <w:rFonts w:ascii="Times New Roman" w:eastAsia="Times New Roman" w:hAnsi="Times New Roman" w:cs="Times New Roman"/>
+          <w:sz w:val="24"/>
+          <w:szCs w:val="24"/>
+        </w:rPr>
+        <w:t>resturants</w:t>
+      </w:r>
+      <w:proofErr w:type="spellEnd"/>
+      <w:r>
+        <w:rPr>
+          <w:rFonts w:ascii="Times New Roman" w:eastAsia="Times New Roman" w:hAnsi="Times New Roman" w:cs="Times New Roman"/>
+          <w:sz w:val="24"/>
+          <w:szCs w:val="24"/>
+        </w:rPr>
+        <w:t xml:space="preserve"> it should not, a restaurant dashboard which is just a vendor dashboard now, </w:t>
+      </w:r>
+      <w:proofErr w:type="spellStart"/>
+      <w:r>
+        <w:rPr>
+          <w:rFonts w:ascii="Times New Roman" w:eastAsia="Times New Roman" w:hAnsi="Times New Roman" w:cs="Times New Roman"/>
+          <w:sz w:val="24"/>
+          <w:szCs w:val="24"/>
+        </w:rPr>
+        <w:t>shoul</w:t>
+      </w:r>
+      <w:proofErr w:type="spellEnd"/>
+      <w:r>
+        <w:rPr>
+          <w:rFonts w:ascii="Times New Roman" w:eastAsia="Times New Roman" w:hAnsi="Times New Roman" w:cs="Times New Roman"/>
+          <w:sz w:val="24"/>
+          <w:szCs w:val="24"/>
+        </w:rPr>
+        <w:t xml:space="preserve"> only be able to toggle the available and unavailable </w:t>
+      </w:r>
+    </w:p>
+    <w:p>
+      <w:pPr>
+        <w:rPr>
+          <w:rFonts w:ascii="Times New Roman" w:eastAsia="Times New Roman" w:hAnsi="Times New Roman" w:cs="Times New Roman"/>
+          <w:sz w:val="24"/>
+          <w:szCs w:val="24"/>
+        </w:rPr>
+      </w:pPr>
+    </w:p>
+    <w:p>
+      <w:pPr>
+        <w:rPr>
+          <w:rFonts w:ascii="Times New Roman" w:eastAsia="Times New Roman" w:hAnsi="Times New Roman" w:cs="Times New Roman"/>
+          <w:sz w:val="24"/>
+          <w:szCs w:val="24"/>
+        </w:rPr>
+      </w:pPr>
+      <w:r>
+        <w:rPr>
+          <w:rFonts w:ascii="Times New Roman" w:eastAsia="Times New Roman" w:hAnsi="Times New Roman" w:cs="Times New Roman"/>
+          <w:sz w:val="24"/>
+          <w:szCs w:val="24"/>
+        </w:rPr>
+        <w:t xml:space="preserve">Meet </w:t>
+      </w:r>
+      <w:proofErr w:type="gramStart"/>
+      <w:r>
+        <w:rPr>
+          <w:rFonts w:ascii="Times New Roman" w:eastAsia="Times New Roman" w:hAnsi="Times New Roman" w:cs="Times New Roman"/>
+          <w:sz w:val="24"/>
+          <w:szCs w:val="24"/>
+        </w:rPr>
+        <w:t>school  authorities</w:t>
+      </w:r>
+      <w:proofErr w:type="gramEnd"/>
+      <w:r>
+        <w:rPr>
+          <w:rFonts w:ascii="Times New Roman" w:eastAsia="Times New Roman" w:hAnsi="Times New Roman" w:cs="Times New Roman"/>
+          <w:sz w:val="24"/>
+          <w:szCs w:val="24"/>
+        </w:rPr>
+        <w:t xml:space="preserve"> to draft out </w:t>
+      </w:r>
+      <w:proofErr w:type="spellStart"/>
+      <w:r>
+        <w:rPr>
+          <w:rFonts w:ascii="Times New Roman" w:eastAsia="Times New Roman" w:hAnsi="Times New Roman" w:cs="Times New Roman"/>
+          <w:sz w:val="24"/>
+          <w:szCs w:val="24"/>
+        </w:rPr>
+        <w:t>thre</w:t>
+      </w:r>
+      <w:proofErr w:type="spellEnd"/>
+      <w:r>
+        <w:rPr>
+          <w:rFonts w:ascii="Times New Roman" w:eastAsia="Times New Roman" w:hAnsi="Times New Roman" w:cs="Times New Roman"/>
+          <w:sz w:val="24"/>
+          <w:szCs w:val="24"/>
+        </w:rPr>
+        <w:t xml:space="preserve"> plan and request  </w:t>
+      </w:r>
+      <w:proofErr w:type="spellStart"/>
+      <w:r>
+        <w:rPr>
+          <w:rFonts w:ascii="Times New Roman" w:eastAsia="Times New Roman" w:hAnsi="Times New Roman" w:cs="Times New Roman"/>
+          <w:sz w:val="24"/>
+          <w:szCs w:val="24"/>
+        </w:rPr>
+        <w:t>permisiion</w:t>
+      </w:r>
+      <w:proofErr w:type="spellEnd"/>
+      <w:r>
+        <w:rPr>
+          <w:rFonts w:ascii="Times New Roman" w:eastAsia="Times New Roman" w:hAnsi="Times New Roman" w:cs="Times New Roman"/>
+          <w:sz w:val="24"/>
+          <w:szCs w:val="24"/>
+        </w:rPr>
+        <w:t xml:space="preserve"> for the cc vendor embedding</w:t>
+      </w:r>
+    </w:p>
+    <w:p>
+      <w:pPr>
+        <w:rPr>
+          <w:rFonts w:ascii="Times New Roman" w:eastAsia="Times New Roman" w:hAnsi="Times New Roman" w:cs="Times New Roman"/>
+          <w:sz w:val="24"/>
+          <w:szCs w:val="24"/>
+        </w:rPr>
+      </w:pPr>
+    </w:p>
+    <w:p>
+      <w:pPr>
+        <w:rPr>
+          <w:rFonts w:ascii="Times New Roman" w:eastAsia="Times New Roman" w:hAnsi="Times New Roman" w:cs="Times New Roman"/>
+          <w:sz w:val="24"/>
+          <w:szCs w:val="24"/>
+        </w:rPr>
+      </w:pPr>
+    </w:p>
+    <w:p>
+      <w:pPr>
+        <w:rPr>
+          <w:rFonts w:ascii="Times New Roman" w:eastAsia="Times New Roman" w:hAnsi="Times New Roman" w:cs="Times New Roman"/>
+          <w:sz w:val="24"/>
+          <w:szCs w:val="24"/>
+        </w:rPr>
+      </w:pPr>
+    </w:p>
+    <w:p>
+      <w:pPr>
+        <w:rPr>
+          <w:rFonts w:ascii="Times New Roman" w:eastAsia="Times New Roman" w:hAnsi="Times New Roman" w:cs="Times New Roman"/>
+          <w:sz w:val="24"/>
+          <w:szCs w:val="24"/>
+        </w:rPr>
+      </w:pPr>
+    </w:p>
+    <w:p>
+      <w:pPr>
+        <w:rPr>
+          <w:rFonts w:ascii="Times New Roman" w:eastAsia="Times New Roman" w:hAnsi="Times New Roman" w:cs="Times New Roman"/>
+          <w:sz w:val="24"/>
+          <w:szCs w:val="24"/>
+        </w:rPr>
+      </w:pPr>
+    </w:p>
+    <w:p>
+      <w:pPr>
+        <w:rPr>
+          <w:rFonts w:ascii="Times New Roman" w:eastAsia="Times New Roman" w:hAnsi="Times New Roman" w:cs="Times New Roman"/>
+          <w:sz w:val="24"/>
+          <w:szCs w:val="24"/>
+        </w:rPr>
+      </w:pPr>
+      <w:r>
+        <w:rPr>
+          <w:rFonts w:ascii="Times New Roman" w:eastAsia="Times New Roman" w:hAnsi="Times New Roman" w:cs="Times New Roman"/>
+          <w:sz w:val="24"/>
+          <w:szCs w:val="24"/>
+        </w:rPr>
+        <w:t xml:space="preserve">Click, submit rating, no action occurs </w:t>
+      </w:r>
+    </w:p>
+    <w:p>
+      <w:pPr>
+        <w:rPr>
+          <w:rFonts w:ascii="Times New Roman" w:eastAsia="Times New Roman" w:hAnsi="Times New Roman" w:cs="Times New Roman"/>
+          <w:sz w:val="24"/>
+          <w:szCs w:val="24"/>
+        </w:rPr>
+      </w:pPr>
+    </w:p>
+    <w:p>
+      <w:pPr>
+        <w:rPr>
+          <w:rFonts w:ascii="Times New Roman" w:eastAsia="Times New Roman" w:hAnsi="Times New Roman" w:cs="Times New Roman"/>
+          <w:sz w:val="24"/>
+          <w:szCs w:val="24"/>
+        </w:rPr>
+      </w:pPr>
+      <w:r>
+        <w:rPr>
+          <w:rFonts w:ascii="Times New Roman" w:eastAsia="Times New Roman" w:hAnsi="Times New Roman" w:cs="Times New Roman"/>
+          <w:sz w:val="24"/>
+          <w:szCs w:val="24"/>
+        </w:rPr>
+        <w:t xml:space="preserve">If vendor wants to use a rider, this error pops up, </w:t>
+      </w:r>
+      <w:r>
+        <w:rPr>
+          <w:rFonts w:ascii="Times New Roman" w:eastAsia="Times New Roman" w:hAnsi="Times New Roman" w:cs="Times New Roman"/>
+          <w:sz w:val="24"/>
+          <w:szCs w:val="24"/>
+        </w:rPr>
+        <w:t>ailed: vendor must have a pickup location set before requesting a rider</w:t>
+      </w:r>
+      <w:r>
+        <w:rPr>
+          <w:rFonts w:ascii="Times New Roman" w:eastAsia="Times New Roman" w:hAnsi="Times New Roman" w:cs="Times New Roman"/>
+          <w:sz w:val="24"/>
+          <w:szCs w:val="24"/>
+        </w:rPr>
+        <w:t xml:space="preserve">, so that means they have to be a link slot for </w:t>
+      </w:r>
+      <w:proofErr w:type="gramStart"/>
+      <w:r>
+        <w:rPr>
+          <w:rFonts w:ascii="Times New Roman" w:eastAsia="Times New Roman" w:hAnsi="Times New Roman" w:cs="Times New Roman"/>
+          <w:sz w:val="24"/>
+          <w:szCs w:val="24"/>
+        </w:rPr>
+        <w:t>vendors</w:t>
+      </w:r>
+      <w:proofErr w:type="gramEnd"/>
+      <w:r>
+        <w:rPr>
+          <w:rFonts w:ascii="Times New Roman" w:eastAsia="Times New Roman" w:hAnsi="Times New Roman" w:cs="Times New Roman"/>
+          <w:sz w:val="24"/>
+          <w:szCs w:val="24"/>
+        </w:rPr>
+        <w:t xml:space="preserve"> location to be </w:t>
+      </w:r>
+      <w:proofErr w:type="spellStart"/>
+      <w:r>
+        <w:rPr>
+          <w:rFonts w:ascii="Times New Roman" w:eastAsia="Times New Roman" w:hAnsi="Times New Roman" w:cs="Times New Roman"/>
+          <w:sz w:val="24"/>
+          <w:szCs w:val="24"/>
+        </w:rPr>
+        <w:t>inputed</w:t>
+      </w:r>
+      <w:proofErr w:type="spellEnd"/>
+      <w:r>
+        <w:rPr>
+          <w:rFonts w:ascii="Times New Roman" w:eastAsia="Times New Roman" w:hAnsi="Times New Roman" w:cs="Times New Roman"/>
+          <w:sz w:val="24"/>
+          <w:szCs w:val="24"/>
+        </w:rPr>
+        <w:t xml:space="preserve"> </w:t>
+      </w:r>
+    </w:p>
+    <w:p>
+      <w:r>
+        <w:t xml:space="preserve">Vendor should clear past record </w:t>
+      </w:r>
+      <w:proofErr w:type="spellStart"/>
+      <w:r>
+        <w:t>casue</w:t>
+      </w:r>
+      <w:proofErr w:type="spellEnd"/>
+      <w:r>
+        <w:t xml:space="preserve"> they keep refreshing on the vendor page</w:t>
+      </w:r>
+    </w:p>
+    <w:p>
+      <w:proofErr w:type="spellStart"/>
+      <w:r>
+        <w:t>Whatsapp</w:t>
+      </w:r>
+      <w:proofErr w:type="spellEnd"/>
+      <w:r>
+        <w:t xml:space="preserve"> channel </w:t>
+      </w:r>
+      <w:proofErr w:type="spellStart"/>
+      <w:r>
+        <w:t>loink</w:t>
+      </w:r>
+      <w:proofErr w:type="spellEnd"/>
+      <w:r>
+        <w:t xml:space="preserve"> not visible </w:t>
       </w:r>
       <w:bookmarkStart w:id="0" w:name="_GoBack"/>
       <w:bookmarkEnd w:id="0"/>
